--- a/Data Science-INCOEX/Spanish/Manejo de Preparacion de Datos/Exam/Resumen Ejecutivo.docx
+++ b/Data Science-INCOEX/Spanish/Manejo de Preparacion de Datos/Exam/Resumen Ejecutivo.docx
@@ -11,6 +11,51 @@
         <w:suppressLineNumbers w:val="0"/>
         <w:spacing w:before="0" w:beforeAutospacing="0" w:line="17" w:lineRule="atLeast"/>
         <w:rPr>
+          <w:rFonts w:hint="default"/>
+          <w:b/>
+          <w:bCs/>
+          <w:lang w:val="en-US"/>
+        </w:rPr>
+      </w:pPr>
+      <w:r>
+        <w:rPr>
+          <w:rFonts w:hint="default" w:ascii="Calibri" w:hAnsi="Calibri" w:eastAsia="sans-serif" w:cs="Calibri"/>
+          <w:sz w:val="24"/>
+          <w:szCs w:val="24"/>
+          <w:lang w:val="pt-BR"/>
+        </w:rPr>
+        <w:t>De</w:t>
+      </w:r>
+      <w:r>
+        <w:rPr>
+          <w:rFonts w:hint="default" w:ascii="Calibri" w:hAnsi="Calibri" w:eastAsia="sans-serif" w:cs="Calibri"/>
+          <w:sz w:val="24"/>
+          <w:szCs w:val="24"/>
+          <w:lang w:val="en-US"/>
+        </w:rPr>
+        <w:t xml:space="preserve">: Luis Felipe Rodriguez Arce      </w:t>
+      </w:r>
+      <w:r>
+        <w:rPr>
+          <w:rFonts w:hint="default" w:ascii="Calibri" w:hAnsi="Calibri" w:eastAsia="sans-serif" w:cs="Calibri"/>
+          <w:b/>
+          <w:bCs/>
+          <w:sz w:val="24"/>
+          <w:szCs w:val="24"/>
+          <w:lang w:val="en-US"/>
+        </w:rPr>
+        <w:t>Ciencia de datos: Manejo de Preparacion de datos</w:t>
+      </w:r>
+    </w:p>
+    <w:p>
+      <w:pPr>
+        <w:pStyle w:val="2"/>
+        <w:keepNext w:val="0"/>
+        <w:keepLines w:val="0"/>
+        <w:widowControl/>
+        <w:suppressLineNumbers w:val="0"/>
+        <w:spacing w:before="0" w:beforeAutospacing="0" w:line="17" w:lineRule="atLeast"/>
+        <w:rPr>
           <w:rFonts w:hint="default" w:ascii="Calibri" w:hAnsi="Calibri" w:eastAsia="sans-serif" w:cs="Calibri"/>
           <w:sz w:val="24"/>
           <w:szCs w:val="24"/>
@@ -78,7 +123,18 @@
           <w:sz w:val="24"/>
           <w:szCs w:val="24"/>
         </w:rPr>
-        <w:t>Manejo de Bases de Datos con SQL Server</w:t>
+        <w:t>Man</w:t>
+      </w:r>
+      <w:bookmarkStart w:id="0" w:name="_GoBack"/>
+      <w:r>
+        <w:rPr>
+          <w:rFonts w:hint="default" w:ascii="Calibri" w:hAnsi="Calibri" w:eastAsia="sans-serif" w:cs="Calibri"/>
+          <w:b/>
+          <w:bCs/>
+          <w:sz w:val="24"/>
+          <w:szCs w:val="24"/>
+        </w:rPr>
+        <w:t>ejo de Bases de Datos con SQL Server</w:t>
       </w:r>
       <w:r>
         <w:rPr>
@@ -120,7 +176,16 @@
           <w:sz w:val="24"/>
           <w:szCs w:val="24"/>
         </w:rPr>
-        <w:t xml:space="preserve"> una solución relacional completa para gestionar el proceso de matrícula, control académico y registro financiero de una universidad. El objetivo central fue estructurar una base de datos funcional</w:t>
+        <w:t xml:space="preserve"> una solución relaci</w:t>
+      </w:r>
+      <w:bookmarkEnd w:id="0"/>
+      <w:r>
+        <w:rPr>
+          <w:rFonts w:hint="default" w:ascii="Calibri" w:hAnsi="Calibri" w:eastAsia="sans-serif" w:cs="Calibri"/>
+          <w:sz w:val="24"/>
+          <w:szCs w:val="24"/>
+        </w:rPr>
+        <w:t>onal completa para gestionar el proceso de matrícula, control académico y registro financiero de una universidad. El objetivo central fue estructurar una base de datos funcional</w:t>
       </w:r>
       <w:r>
         <w:rPr>
@@ -1107,17 +1172,7 @@
           <w:sz w:val="24"/>
           <w:szCs w:val="24"/>
         </w:rPr>
-        <w:t>la extracción de reportes clave para la toma de decisiones sin requer</w:t>
-      </w:r>
-      <w:bookmarkStart w:id="0" w:name="_GoBack"/>
-      <w:bookmarkEnd w:id="0"/>
-      <w:r>
-        <w:rPr>
-          <w:rFonts w:hint="default" w:ascii="Calibri" w:hAnsi="Calibri" w:eastAsia="sans-serif" w:cs="Calibri"/>
-          <w:sz w:val="24"/>
-          <w:szCs w:val="24"/>
-        </w:rPr>
-        <w:t xml:space="preserve">ir scripts complejos en el día a día. </w:t>
+        <w:t xml:space="preserve">la extracción de reportes clave para la toma de decisiones sin requerir scripts complejos en el día a día. </w:t>
       </w:r>
     </w:p>
     <w:sectPr>
@@ -1233,7 +1288,7 @@
     <w:lsdException w:unhideWhenUsed="0" w:uiPriority="0" w:semiHidden="0" w:name="Document Map"/>
     <w:lsdException w:unhideWhenUsed="0" w:uiPriority="0" w:semiHidden="0" w:name="Plain Text"/>
     <w:lsdException w:unhideWhenUsed="0" w:uiPriority="0" w:semiHidden="0" w:name="E-mail Signature"/>
-    <w:lsdException w:unhideWhenUsed="0" w:uiPriority="0" w:semiHidden="0" w:name="Normal (Web)"/>
+    <w:lsdException w:qFormat="1" w:unhideWhenUsed="0" w:uiPriority="0" w:semiHidden="0" w:name="Normal (Web)"/>
     <w:lsdException w:unhideWhenUsed="0" w:uiPriority="0" w:semiHidden="0" w:name="HTML Acronym"/>
     <w:lsdException w:unhideWhenUsed="0" w:uiPriority="0" w:semiHidden="0" w:name="HTML Address"/>
     <w:lsdException w:unhideWhenUsed="0" w:uiPriority="0" w:semiHidden="0" w:name="HTML Cite"/>
@@ -1492,6 +1547,7 @@
   </w:style>
   <w:style w:type="paragraph" w:styleId="8">
     <w:name w:val="Normal (Web)"/>
+    <w:qFormat/>
     <w:uiPriority w:val="0"/>
     <w:pPr>
       <w:spacing w:before="0" w:beforeAutospacing="1" w:after="0" w:afterAutospacing="1"/>
@@ -1499,6 +1555,7 @@
       <w:jc w:val="left"/>
     </w:pPr>
     <w:rPr>
+      <w:rFonts w:ascii="Times New Roman" w:hAnsi="Times New Roman" w:eastAsia="SimSun" w:cs="Times New Roman"/>
       <w:kern w:val="0"/>
       <w:sz w:val="24"/>
       <w:szCs w:val="24"/>
